--- a/Generative_AI_Analysis_Report.docx
+++ b/Generative_AI_Analysis_Report.docx
@@ -5,8 +5,24 @@
     <w:p>
       <w:pPr>
         <w:pStyle w:val="Title"/>
-      </w:pPr>
-      <w:r>
+        <w:spacing w:after="80"/>
+        <w:contextualSpacing/>
+        <w:rPr>
+          <w:rFonts w:asciiTheme="majorHAnsi" w:eastAsiaTheme="majorEastAsia" w:hAnsiTheme="majorHAnsi" w:cstheme="majorBidi"/>
+          <w:spacing w:val="-10"/>
+          <w:kern w:val="28"/>
+          <w:lang w:eastAsia="en-US"/>
+          <w14:ligatures w14:val="standardContextual"/>
+        </w:rPr>
+      </w:pPr>
+      <w:r>
+        <w:rPr>
+          <w:rFonts w:asciiTheme="majorHAnsi" w:eastAsiaTheme="majorEastAsia" w:hAnsiTheme="majorHAnsi" w:cstheme="majorBidi"/>
+          <w:spacing w:val="-10"/>
+          <w:kern w:val="28"/>
+          <w:lang w:eastAsia="en-US"/>
+          <w14:ligatures w14:val="standardContextual"/>
+        </w:rPr>
         <w:t>Generative AI Analysis and Ethics Report</w:t>
       </w:r>
     </w:p>
@@ -162,7 +178,7 @@
         <w:rPr>
           <w:rFonts w:asciiTheme="majorHAnsi" w:hAnsiTheme="majorHAnsi" w:cstheme="majorHAnsi"/>
         </w:rPr>
-        <w:t>Training was stable and took 8.8 minutes. The validation loss fell from 3.84 to 1.776, which is a perplexity of about 5.9 per character. The generated poems follow the form well, but not the meaning. All 36 lines of the nine generated poems have the two-half format, and 7 of the 9 poems keep the same rhyme letter in all four lines. However, the poems also contain repeated words, invented words and broken rhymes. The main ethical concerns are that a few poets dominate the training text, that the dataset may only be used for research, and that generated poems could be mistaken for real classical poems.</w:t>
+        <w:t>Training was stable and took 8.8 minutes. The validation loss fell from 3.84 to 1.777, which is a perplexity of about 5.9 per character. The generated poems follow the form well, but not the meaning. All 36 lines of the nine generated poems have the two-half format, and 6 of the 9 poems keep the same rhyme letter in all four lines. However, the poems also contain repeated words, invented words and broken rhymes. The main ethical concerns are that a few poets dominate the training text, that the dataset may only be used for research, and that generated poems could be mistaken for real classical poems.</w:t>
       </w:r>
     </w:p>
     <w:p>
@@ -176,7 +192,7 @@
         <w:rPr>
           <w:rFonts w:asciiTheme="majorHAnsi" w:hAnsiTheme="majorHAnsi" w:cstheme="majorHAnsi"/>
         </w:rPr>
-        <w:t xml:space="preserve">The GitHub Repo: </w:t>
+        <w:t xml:space="preserve">GitHub Repo: </w:t>
       </w:r>
       <w:r>
         <w:rPr>
@@ -1277,6 +1293,8 @@
             <w:r>
               <w:rPr>
                 <w:rFonts w:asciiTheme="majorHAnsi" w:hAnsiTheme="majorHAnsi" w:cstheme="majorHAnsi"/>
+                <w:sz w:val="22"/>
+                <w:szCs w:val="22"/>
               </w:rPr>
               <w:t>19</w:t>
             </w:r>
@@ -1424,7 +1442,7 @@
         <w:rPr>
           <w:rFonts w:asciiTheme="majorHAnsi" w:hAnsiTheme="majorHAnsi" w:cstheme="majorHAnsi"/>
         </w:rPr>
-        <w:t xml:space="preserve">The raw text had 74 different characters. I kept only the 36 Arabic letters and the space. I removed diacritics (marks for short vowels), because they were used inconsistently. I also removed </w:t>
+        <w:t xml:space="preserve">The raw text had 74 different characters. I kept only the 36 Arabic letters and the space. I removed diacritics (marks for short vowels; the data has 8 different ones), because they split every letter into many variants and make the text longer. I also removed </w:t>
       </w:r>
       <w:proofErr w:type="spellStart"/>
       <w:r>
@@ -1663,11 +1681,15 @@
       <w:pPr>
         <w:rPr>
           <w:rFonts w:asciiTheme="majorHAnsi" w:hAnsiTheme="majorHAnsi" w:cstheme="majorHAnsi"/>
-        </w:rPr>
-      </w:pPr>
-      <w:r>
-        <w:rPr>
-          <w:rFonts w:asciiTheme="majorHAnsi" w:hAnsiTheme="majorHAnsi" w:cstheme="majorHAnsi"/>
+          <w:b/>
+          <w:bCs/>
+        </w:rPr>
+      </w:pPr>
+      <w:r>
+        <w:rPr>
+          <w:rFonts w:asciiTheme="majorHAnsi" w:hAnsiTheme="majorHAnsi" w:cstheme="majorHAnsi"/>
+          <w:b/>
+          <w:bCs/>
         </w:rPr>
         <w:br w:type="page"/>
       </w:r>
@@ -2740,7 +2762,7 @@
         <w:rPr>
           <w:rFonts w:asciiTheme="majorHAnsi" w:hAnsiTheme="majorHAnsi" w:cstheme="majorHAnsi"/>
         </w:rPr>
-        <w:t>Figure 1 shows the loss curves. The validation loss fell from 3.84 at step 0 to 1.776 at step 5,000, a perplexity of about 5.9 per character, while random guessing would give 40. Most of the improvement came in the first 1,000 steps (validation loss 2.05). The training and validation curves stay close together, 1.756 and 1.776 at the end, and the gap never exceeded 0.03, so the model did not overfit. The curves flatten as the learning rate falls: from step 4,000 to step 5,000 the validation loss only dropped from 1.789 to 1.776. This suggests that the model is limited by training time and size, and not by the amount of data. The best model was the one from step 5,000.</w:t>
+        <w:t>Figure 1 shows the loss curves. The validation loss fell from 3.84 at step 0 to 1.777 at step 5,000, a perplexity of about 5.9 per character, while random guessing would give 40. Most of the improvement came in the first 1,000 steps (validation loss 2.05). The training and validation curves stay close together, 1.756 and 1.777 at the end, and the gap never exceeded 0.03, so the model did not overfit. The curves flatten as the learning rate falls: from step 4,000 to step 5,000 the validation loss only dropped from 1.790 to 1.777. This suggests that the model is limited by training time and size, and not by the amount of data. The best model was the one from step 5,000.</w:t>
       </w:r>
     </w:p>
     <w:p>
@@ -2792,8 +2814,8 @@
           <w:noProof/>
         </w:rPr>
         <w:drawing>
-          <wp:inline distT="0" distB="0" distL="0" distR="0" wp14:anchorId="223771F3" wp14:editId="441B3D09">
-            <wp:extent cx="4762500" cy="2867025"/>
+          <wp:inline distT="0" distB="0" distL="0" distR="0" wp14:anchorId="45DA6F52" wp14:editId="67ED7367">
+            <wp:extent cx="4762500" cy="3038475"/>
             <wp:effectExtent l="0" t="0" r="0" b="0"/>
             <wp:docPr id="1" name="loss-curves" descr="Training and validation loss over 5,000 steps; both fall quickly and stay close together" title="Loss curves"/>
             <wp:cNvGraphicFramePr>
@@ -2818,7 +2840,7 @@
                   <pic:spPr bwMode="auto">
                     <a:xfrm>
                       <a:off x="0" y="0"/>
-                      <a:ext cx="4762500" cy="2867025"/>
+                      <a:ext cx="4762500" cy="3038475"/>
                     </a:xfrm>
                     <a:prstGeom prst="rect">
                       <a:avLst/>
@@ -3073,14 +3095,14 @@
         <w:rPr>
           <w:rFonts w:asciiTheme="majorHAnsi" w:hAnsiTheme="majorHAnsi" w:cstheme="majorHAnsi"/>
         </w:rPr>
-        <w:t xml:space="preserve">, "O night"). The same three seeds were used at every temperature. I read the poems as an Arabic reader and also counted the line format and the </w:t>
+        <w:t xml:space="preserve">, "O night"). The same three seeds were used at every </w:t>
       </w:r>
       <w:r>
         <w:rPr>
           <w:rFonts w:asciiTheme="majorHAnsi" w:hAnsiTheme="majorHAnsi" w:cstheme="majorHAnsi"/>
         </w:rPr>
         <w:lastRenderedPageBreak/>
-        <w:t>rhyme. I did not use a reference-based metric such as BLEU, because free generation has no reference poem. The loss and perplexity above show how well the model predicts real text, but earlier work on text generation also looks at other signs of quality, such as repetition and human judgment (Holtzman et al., 2020).</w:t>
+        <w:t>temperature. I read the poems as an Arabic reader and also counted the line format and the rhyme. I did not use a reference-based metric such as BLEU, because free generation has no reference poem. The loss and perplexity above show how well the model predicts real text, but earlier work on text generation also looks at other signs of quality, such as repetition and human judgment (Holtzman et al., 2020).</w:t>
       </w:r>
     </w:p>
     <w:p>
@@ -3131,7 +3153,7 @@
         <w:rPr>
           <w:rFonts w:asciiTheme="majorHAnsi" w:hAnsiTheme="majorHAnsi" w:cstheme="majorHAnsi"/>
         </w:rPr>
-        <w:t xml:space="preserve"> All 36 lines have exactly one separator, so the model learned the two-half structure.</w:t>
+        <w:t xml:space="preserve"> All 36 lines have exactly one separator, and so do the 4 lines of the poem from a start text, so the model learned the two-half structure.</w:t>
       </w:r>
     </w:p>
     <w:p>
@@ -3158,31 +3180,7 @@
         <w:rPr>
           <w:rFonts w:asciiTheme="majorHAnsi" w:hAnsiTheme="majorHAnsi" w:cstheme="majorHAnsi"/>
         </w:rPr>
-        <w:t xml:space="preserve"> In 7 of the 9 poems, all four lines end with the same letter. For example, one poem at temperature 0.5 ends its four lines with the sound </w:t>
-      </w:r>
-      <w:r>
-        <w:rPr>
-          <w:rFonts w:asciiTheme="majorHAnsi" w:hAnsiTheme="majorHAnsi" w:cstheme="majorHAnsi"/>
-          <w:i/>
-          <w:iCs/>
-        </w:rPr>
-        <w:t>-</w:t>
-      </w:r>
-      <w:proofErr w:type="spellStart"/>
-      <w:r>
-        <w:rPr>
-          <w:rFonts w:asciiTheme="majorHAnsi" w:hAnsiTheme="majorHAnsi" w:cstheme="majorHAnsi"/>
-          <w:i/>
-          <w:iCs/>
-        </w:rPr>
-        <w:t>ād</w:t>
-      </w:r>
-      <w:proofErr w:type="spellEnd"/>
-      <w:r>
-        <w:rPr>
-          <w:rFonts w:asciiTheme="majorHAnsi" w:hAnsiTheme="majorHAnsi" w:cstheme="majorHAnsi"/>
-        </w:rPr>
-        <w:t xml:space="preserve"> (Table 3).</w:t>
+        <w:t xml:space="preserve"> In 6 of the 9 poems, all four lines end with the same letter, and 32 of the 36 lines end with the main letter of their poem. This counts only the last letter, so it is an easy test. The clearest case is sample 3 at temperature 1.0, where lines 1 to 3 end with three real rhyming words (Table 3).</w:t>
       </w:r>
     </w:p>
     <w:p>
@@ -3203,13 +3201,117 @@
           <w:b/>
           <w:bCs/>
         </w:rPr>
-        <w:t>Word splits.</w:t>
-      </w:r>
-      <w:r>
-        <w:rPr>
-          <w:rFonts w:asciiTheme="majorHAnsi" w:hAnsiTheme="majorHAnsi" w:cstheme="majorHAnsi"/>
-        </w:rPr>
-        <w:t xml:space="preserve"> The model copies the habit of the data to cut a word between the two halves of a line (Table 3).</w:t>
+        <w:t>Classical phrases.</w:t>
+      </w:r>
+      <w:r>
+        <w:rPr>
+          <w:rFonts w:asciiTheme="majorHAnsi" w:hAnsiTheme="majorHAnsi" w:cstheme="majorHAnsi"/>
+        </w:rPr>
+        <w:t xml:space="preserve"> Some phrases look right, for example </w:t>
+      </w:r>
+      <w:proofErr w:type="spellStart"/>
+      <w:r>
+        <w:rPr>
+          <w:rFonts w:asciiTheme="majorHAnsi" w:hAnsiTheme="majorHAnsi" w:cstheme="majorHAnsi"/>
+          <w:i/>
+          <w:iCs/>
+        </w:rPr>
+        <w:t>banāt</w:t>
+      </w:r>
+      <w:proofErr w:type="spellEnd"/>
+      <w:r>
+        <w:rPr>
+          <w:rFonts w:asciiTheme="majorHAnsi" w:hAnsiTheme="majorHAnsi" w:cstheme="majorHAnsi"/>
+          <w:i/>
+          <w:iCs/>
+        </w:rPr>
+        <w:t xml:space="preserve"> al-</w:t>
+      </w:r>
+      <w:proofErr w:type="spellStart"/>
+      <w:r>
+        <w:rPr>
+          <w:rFonts w:asciiTheme="majorHAnsi" w:hAnsiTheme="majorHAnsi" w:cstheme="majorHAnsi"/>
+          <w:i/>
+          <w:iCs/>
+        </w:rPr>
+        <w:t>makrumāt</w:t>
+      </w:r>
+      <w:proofErr w:type="spellEnd"/>
+      <w:r>
+        <w:rPr>
+          <w:rFonts w:asciiTheme="majorHAnsi" w:hAnsiTheme="majorHAnsi" w:cstheme="majorHAnsi"/>
+        </w:rPr>
+        <w:t xml:space="preserve"> ("daughters of noble deeds") and </w:t>
+      </w:r>
+      <w:proofErr w:type="spellStart"/>
+      <w:r>
+        <w:rPr>
+          <w:rFonts w:asciiTheme="majorHAnsi" w:hAnsiTheme="majorHAnsi" w:cstheme="majorHAnsi"/>
+          <w:i/>
+          <w:iCs/>
+        </w:rPr>
+        <w:t>wa-mā</w:t>
+      </w:r>
+      <w:proofErr w:type="spellEnd"/>
+      <w:r>
+        <w:rPr>
+          <w:rFonts w:asciiTheme="majorHAnsi" w:hAnsiTheme="majorHAnsi" w:cstheme="majorHAnsi"/>
+          <w:i/>
+          <w:iCs/>
+        </w:rPr>
+        <w:t xml:space="preserve"> min al-</w:t>
+      </w:r>
+      <w:proofErr w:type="spellStart"/>
+      <w:r>
+        <w:rPr>
+          <w:rFonts w:asciiTheme="majorHAnsi" w:hAnsiTheme="majorHAnsi" w:cstheme="majorHAnsi"/>
+          <w:i/>
+          <w:iCs/>
+        </w:rPr>
+        <w:t>shiʿr</w:t>
+      </w:r>
+      <w:proofErr w:type="spellEnd"/>
+      <w:r>
+        <w:rPr>
+          <w:rFonts w:asciiTheme="majorHAnsi" w:hAnsiTheme="majorHAnsi" w:cstheme="majorHAnsi"/>
+          <w:i/>
+          <w:iCs/>
+        </w:rPr>
+        <w:t xml:space="preserve"> </w:t>
+      </w:r>
+      <w:proofErr w:type="spellStart"/>
+      <w:r>
+        <w:rPr>
+          <w:rFonts w:asciiTheme="majorHAnsi" w:hAnsiTheme="majorHAnsi" w:cstheme="majorHAnsi"/>
+          <w:i/>
+          <w:iCs/>
+        </w:rPr>
+        <w:t>illā</w:t>
+      </w:r>
+      <w:proofErr w:type="spellEnd"/>
+      <w:r>
+        <w:rPr>
+          <w:rFonts w:asciiTheme="majorHAnsi" w:hAnsiTheme="majorHAnsi" w:cstheme="majorHAnsi"/>
+          <w:i/>
+          <w:iCs/>
+        </w:rPr>
+        <w:t xml:space="preserve"> </w:t>
+      </w:r>
+      <w:proofErr w:type="spellStart"/>
+      <w:r>
+        <w:rPr>
+          <w:rFonts w:asciiTheme="majorHAnsi" w:hAnsiTheme="majorHAnsi" w:cstheme="majorHAnsi"/>
+          <w:i/>
+          <w:iCs/>
+        </w:rPr>
+        <w:t>wajdā</w:t>
+      </w:r>
+      <w:proofErr w:type="spellEnd"/>
+      <w:r>
+        <w:rPr>
+          <w:rFonts w:asciiTheme="majorHAnsi" w:hAnsiTheme="majorHAnsi" w:cstheme="majorHAnsi"/>
+        </w:rPr>
+        <w:t xml:space="preserve"> ("there is nothing in poetry but passion") (Table 3).</w:t>
       </w:r>
     </w:p>
     <w:p>
@@ -3230,45 +3332,47 @@
           <w:b/>
           <w:bCs/>
         </w:rPr>
-        <w:t>Classical vocabulary.</w:t>
-      </w:r>
-      <w:r>
-        <w:rPr>
-          <w:rFonts w:asciiTheme="majorHAnsi" w:hAnsiTheme="majorHAnsi" w:cstheme="majorHAnsi"/>
-        </w:rPr>
-        <w:t xml:space="preserve"> The poems use words and openings that are common in the training poems, such as </w:t>
-      </w:r>
+        <w:t>Start text.</w:t>
+      </w:r>
+      <w:r>
+        <w:rPr>
+          <w:rFonts w:asciiTheme="majorHAnsi" w:hAnsiTheme="majorHAnsi" w:cstheme="majorHAnsi"/>
+        </w:rPr>
+        <w:t xml:space="preserve"> Given </w:t>
+      </w:r>
+      <w:proofErr w:type="spellStart"/>
       <w:r>
         <w:rPr>
           <w:rFonts w:asciiTheme="majorHAnsi" w:hAnsiTheme="majorHAnsi" w:cstheme="majorHAnsi"/>
           <w:i/>
           <w:iCs/>
         </w:rPr>
-        <w:t>al-</w:t>
-      </w:r>
-      <w:proofErr w:type="spellStart"/>
+        <w:t>yā</w:t>
+      </w:r>
+      <w:proofErr w:type="spellEnd"/>
       <w:r>
         <w:rPr>
           <w:rFonts w:asciiTheme="majorHAnsi" w:hAnsiTheme="majorHAnsi" w:cstheme="majorHAnsi"/>
           <w:i/>
           <w:iCs/>
         </w:rPr>
-        <w:t>dahr</w:t>
-      </w:r>
-      <w:proofErr w:type="spellEnd"/>
-      <w:r>
-        <w:rPr>
-          <w:rFonts w:asciiTheme="majorHAnsi" w:hAnsiTheme="majorHAnsi" w:cstheme="majorHAnsi"/>
-        </w:rPr>
-        <w:t xml:space="preserve"> ("time, fate") and </w:t>
-      </w:r>
+        <w:t xml:space="preserve"> </w:t>
+      </w:r>
+      <w:proofErr w:type="spellStart"/>
       <w:r>
         <w:rPr>
           <w:rFonts w:asciiTheme="majorHAnsi" w:hAnsiTheme="majorHAnsi" w:cstheme="majorHAnsi"/>
           <w:i/>
           <w:iCs/>
         </w:rPr>
-        <w:t>al-</w:t>
+        <w:t>layl</w:t>
+      </w:r>
+      <w:proofErr w:type="spellEnd"/>
+      <w:r>
+        <w:rPr>
+          <w:rFonts w:asciiTheme="majorHAnsi" w:hAnsiTheme="majorHAnsi" w:cstheme="majorHAnsi"/>
+        </w:rPr>
+        <w:t xml:space="preserve">, the model continued the word correctly as </w:t>
       </w:r>
       <w:proofErr w:type="spellStart"/>
       <w:r>
@@ -3277,109 +3381,32 @@
           <w:i/>
           <w:iCs/>
         </w:rPr>
-        <w:t>mulk</w:t>
+        <w:t>yā</w:t>
       </w:r>
       <w:proofErr w:type="spellEnd"/>
-      <w:r>
-        <w:rPr>
-          <w:rFonts w:asciiTheme="majorHAnsi" w:hAnsiTheme="majorHAnsi" w:cstheme="majorHAnsi"/>
-        </w:rPr>
-        <w:t xml:space="preserve"> ("the kingdom").</w:t>
-      </w:r>
-    </w:p>
-    <w:p>
-      <w:pPr>
-        <w:pStyle w:val="ListParagraph"/>
-        <w:numPr>
-          <w:ilvl w:val="0"/>
-          <w:numId w:val="2"/>
-        </w:numPr>
-        <w:spacing w:after="80" w:line="276" w:lineRule="auto"/>
-        <w:rPr>
-          <w:rFonts w:asciiTheme="majorHAnsi" w:hAnsiTheme="majorHAnsi" w:cstheme="majorHAnsi"/>
-        </w:rPr>
-      </w:pPr>
-      <w:r>
-        <w:rPr>
-          <w:rFonts w:asciiTheme="majorHAnsi" w:hAnsiTheme="majorHAnsi" w:cstheme="majorHAnsi"/>
-          <w:b/>
-          <w:bCs/>
-        </w:rPr>
-        <w:t>Start text.</w:t>
-      </w:r>
-      <w:r>
-        <w:rPr>
-          <w:rFonts w:asciiTheme="majorHAnsi" w:hAnsiTheme="majorHAnsi" w:cstheme="majorHAnsi"/>
-        </w:rPr>
-        <w:t xml:space="preserve"> Given </w:t>
-      </w:r>
-      <w:proofErr w:type="spellStart"/>
       <w:r>
         <w:rPr>
           <w:rFonts w:asciiTheme="majorHAnsi" w:hAnsiTheme="majorHAnsi" w:cstheme="majorHAnsi"/>
           <w:i/>
           <w:iCs/>
         </w:rPr>
-        <w:t>yā</w:t>
-      </w:r>
-      <w:proofErr w:type="spellEnd"/>
+        <w:t xml:space="preserve"> </w:t>
+      </w:r>
+      <w:proofErr w:type="spellStart"/>
       <w:r>
         <w:rPr>
           <w:rFonts w:asciiTheme="majorHAnsi" w:hAnsiTheme="majorHAnsi" w:cstheme="majorHAnsi"/>
           <w:i/>
           <w:iCs/>
         </w:rPr>
-        <w:t xml:space="preserve"> </w:t>
-      </w:r>
-      <w:proofErr w:type="spellStart"/>
-      <w:r>
-        <w:rPr>
-          <w:rFonts w:asciiTheme="majorHAnsi" w:hAnsiTheme="majorHAnsi" w:cstheme="majorHAnsi"/>
-          <w:i/>
-          <w:iCs/>
-        </w:rPr>
-        <w:t>layl</w:t>
+        <w:t>laylah</w:t>
       </w:r>
       <w:proofErr w:type="spellEnd"/>
       <w:r>
         <w:rPr>
           <w:rFonts w:asciiTheme="majorHAnsi" w:hAnsiTheme="majorHAnsi" w:cstheme="majorHAnsi"/>
         </w:rPr>
-        <w:t xml:space="preserve">, the model continued the word correctly as </w:t>
-      </w:r>
-      <w:proofErr w:type="spellStart"/>
-      <w:r>
-        <w:rPr>
-          <w:rFonts w:asciiTheme="majorHAnsi" w:hAnsiTheme="majorHAnsi" w:cstheme="majorHAnsi"/>
-          <w:i/>
-          <w:iCs/>
-        </w:rPr>
-        <w:t>yā</w:t>
-      </w:r>
-      <w:proofErr w:type="spellEnd"/>
-      <w:r>
-        <w:rPr>
-          <w:rFonts w:asciiTheme="majorHAnsi" w:hAnsiTheme="majorHAnsi" w:cstheme="majorHAnsi"/>
-          <w:i/>
-          <w:iCs/>
-        </w:rPr>
-        <w:t xml:space="preserve"> </w:t>
-      </w:r>
-      <w:proofErr w:type="spellStart"/>
-      <w:r>
-        <w:rPr>
-          <w:rFonts w:asciiTheme="majorHAnsi" w:hAnsiTheme="majorHAnsi" w:cstheme="majorHAnsi"/>
-          <w:i/>
-          <w:iCs/>
-        </w:rPr>
-        <w:t>laylah</w:t>
-      </w:r>
-      <w:proofErr w:type="spellEnd"/>
-      <w:r>
-        <w:rPr>
-          <w:rFonts w:asciiTheme="majorHAnsi" w:hAnsiTheme="majorHAnsi" w:cstheme="majorHAnsi"/>
-        </w:rPr>
-        <w:t xml:space="preserve"> and went on in the same format.</w:t>
+        <w:t>, kept the format, and ended all four lines with the same letter.</w:t>
       </w:r>
     </w:p>
     <w:p>
@@ -3465,89 +3492,47 @@
         <w:rPr>
           <w:rFonts w:asciiTheme="majorHAnsi" w:hAnsiTheme="majorHAnsi" w:cstheme="majorHAnsi"/>
         </w:rPr>
-        <w:t xml:space="preserve"> In sample 2 at temperature 0.5, </w:t>
-      </w:r>
+        <w:t xml:space="preserve"> At temperature 0.5, all three poems repeat words. For example, in sample 3 the word </w:t>
+      </w:r>
+      <w:proofErr w:type="spellStart"/>
       <w:r>
         <w:rPr>
           <w:rFonts w:asciiTheme="majorHAnsi" w:hAnsiTheme="majorHAnsi" w:cstheme="majorHAnsi"/>
           <w:i/>
           <w:iCs/>
         </w:rPr>
-        <w:t>al-</w:t>
-      </w:r>
-      <w:proofErr w:type="spellStart"/>
+        <w:t>abadan</w:t>
+      </w:r>
+      <w:proofErr w:type="spellEnd"/>
+      <w:r>
+        <w:rPr>
+          <w:rFonts w:asciiTheme="majorHAnsi" w:hAnsiTheme="majorHAnsi" w:cstheme="majorHAnsi"/>
+        </w:rPr>
+        <w:t xml:space="preserve"> appears four times in lines 2 and 3, and in sample 1 the same rhyme word ends lines 3 and 4 (Table 3). Repetition also appears at temperature 1.0: </w:t>
+      </w:r>
       <w:r>
         <w:rPr>
           <w:rFonts w:asciiTheme="majorHAnsi" w:hAnsiTheme="majorHAnsi" w:cstheme="majorHAnsi"/>
           <w:i/>
           <w:iCs/>
         </w:rPr>
-        <w:t>mulk</w:t>
-      </w:r>
-      <w:proofErr w:type="spellEnd"/>
-      <w:r>
-        <w:rPr>
-          <w:rFonts w:asciiTheme="majorHAnsi" w:hAnsiTheme="majorHAnsi" w:cstheme="majorHAnsi"/>
-        </w:rPr>
-        <w:t xml:space="preserve"> ends lines 1 and 3, and line 2 repeats </w:t>
-      </w:r>
+        <w:t>al-</w:t>
+      </w:r>
+      <w:proofErr w:type="spellStart"/>
       <w:r>
         <w:rPr>
           <w:rFonts w:asciiTheme="majorHAnsi" w:hAnsiTheme="majorHAnsi" w:cstheme="majorHAnsi"/>
           <w:i/>
           <w:iCs/>
         </w:rPr>
-        <w:t>al-</w:t>
-      </w:r>
-      <w:proofErr w:type="spellStart"/>
-      <w:r>
-        <w:rPr>
-          <w:rFonts w:asciiTheme="majorHAnsi" w:hAnsiTheme="majorHAnsi" w:cstheme="majorHAnsi"/>
-          <w:i/>
-          <w:iCs/>
-        </w:rPr>
-        <w:t>ayyām</w:t>
+        <w:t>qalb</w:t>
       </w:r>
       <w:proofErr w:type="spellEnd"/>
       <w:r>
         <w:rPr>
           <w:rFonts w:asciiTheme="majorHAnsi" w:hAnsiTheme="majorHAnsi" w:cstheme="majorHAnsi"/>
         </w:rPr>
-        <w:t xml:space="preserve"> ("the days") twice. In sample 1 at temperature 0.8, the same word ends lines 1 and 3. In the poem from the start </w:t>
-      </w:r>
-      <w:proofErr w:type="spellStart"/>
-      <w:r>
-        <w:rPr>
-          <w:rFonts w:asciiTheme="majorHAnsi" w:hAnsiTheme="majorHAnsi" w:cstheme="majorHAnsi"/>
-          <w:i/>
-          <w:iCs/>
-        </w:rPr>
-        <w:t>yā</w:t>
-      </w:r>
-      <w:proofErr w:type="spellEnd"/>
-      <w:r>
-        <w:rPr>
-          <w:rFonts w:asciiTheme="majorHAnsi" w:hAnsiTheme="majorHAnsi" w:cstheme="majorHAnsi"/>
-          <w:i/>
-          <w:iCs/>
-        </w:rPr>
-        <w:t xml:space="preserve"> </w:t>
-      </w:r>
-      <w:proofErr w:type="spellStart"/>
-      <w:r>
-        <w:rPr>
-          <w:rFonts w:asciiTheme="majorHAnsi" w:hAnsiTheme="majorHAnsi" w:cstheme="majorHAnsi"/>
-          <w:i/>
-          <w:iCs/>
-        </w:rPr>
-        <w:t>layl</w:t>
-      </w:r>
-      <w:proofErr w:type="spellEnd"/>
-      <w:r>
-        <w:rPr>
-          <w:rFonts w:asciiTheme="majorHAnsi" w:hAnsiTheme="majorHAnsi" w:cstheme="majorHAnsi"/>
-        </w:rPr>
-        <w:t>, line 1 ends both halves with the same word.</w:t>
+        <w:t xml:space="preserve"> ("the heart") ends lines 1 and 4 of sample 2.</w:t>
       </w:r>
     </w:p>
     <w:p>
@@ -3568,13 +3553,13 @@
           <w:b/>
           <w:bCs/>
         </w:rPr>
-        <w:t>Invented words and spelling errors.</w:t>
-      </w:r>
-      <w:r>
-        <w:rPr>
-          <w:rFonts w:asciiTheme="majorHAnsi" w:hAnsiTheme="majorHAnsi" w:cstheme="majorHAnsi"/>
-        </w:rPr>
-        <w:t xml:space="preserve"> Several words do not exist in Arabic, and some words are misspelled (Table 3).</w:t>
+        <w:t>Invented words and errors.</w:t>
+      </w:r>
+      <w:r>
+        <w:rPr>
+          <w:rFonts w:asciiTheme="majorHAnsi" w:hAnsiTheme="majorHAnsi" w:cstheme="majorHAnsi"/>
+        </w:rPr>
+        <w:t xml:space="preserve"> Several words do not exist in Arabic, and several of them are rhyme words, so the model seems to invent word endings to keep the rhyme. There are also spelling and grammar errors (Table 3).</w:t>
       </w:r>
     </w:p>
     <w:p>
@@ -3601,7 +3586,35 @@
         <w:rPr>
           <w:rFonts w:asciiTheme="majorHAnsi" w:hAnsiTheme="majorHAnsi" w:cstheme="majorHAnsi"/>
         </w:rPr>
-        <w:t xml:space="preserve"> In 2 of the 9 poems, one line breaks the rhyme of the other three (Table 3).</w:t>
+        <w:t xml:space="preserve"> In 3 of the 9 poems the rhyme breaks. In sample 3 at temperature 0.5, it changes from </w:t>
+      </w:r>
+      <w:r>
+        <w:rPr>
+          <w:rFonts w:asciiTheme="majorHAnsi" w:hAnsiTheme="majorHAnsi" w:cstheme="majorHAnsi"/>
+          <w:i/>
+          <w:iCs/>
+        </w:rPr>
+        <w:t>-l</w:t>
+      </w:r>
+      <w:r>
+        <w:rPr>
+          <w:rFonts w:asciiTheme="majorHAnsi" w:hAnsiTheme="majorHAnsi" w:cstheme="majorHAnsi"/>
+        </w:rPr>
+        <w:t xml:space="preserve"> to </w:t>
+      </w:r>
+      <w:r>
+        <w:rPr>
+          <w:rFonts w:asciiTheme="majorHAnsi" w:hAnsiTheme="majorHAnsi" w:cstheme="majorHAnsi"/>
+          <w:i/>
+          <w:iCs/>
+        </w:rPr>
+        <w:t>-k</w:t>
+      </w:r>
+      <w:r>
+        <w:rPr>
+          <w:rFonts w:asciiTheme="majorHAnsi" w:hAnsiTheme="majorHAnsi" w:cstheme="majorHAnsi"/>
+        </w:rPr>
+        <w:t xml:space="preserve"> halfway. In sample 3 at temperature 0.8, line 3 ends in a different sound from the other three lines (Table 3). In sample 3 at temperature 1.0, line 4 breaks the rhyme of lines 1 to 3.</w:t>
       </w:r>
     </w:p>
     <w:p>
@@ -3616,23 +3629,6 @@
           <w:rFonts w:asciiTheme="majorHAnsi" w:hAnsiTheme="majorHAnsi" w:cstheme="majorHAnsi"/>
         </w:rPr>
         <w:t>Table 3 shows examples.</w:t>
-      </w:r>
-    </w:p>
-    <w:p>
-      <w:pPr>
-        <w:rPr>
-          <w:rFonts w:asciiTheme="majorHAnsi" w:hAnsiTheme="majorHAnsi" w:cstheme="majorHAnsi"/>
-          <w:b/>
-          <w:bCs/>
-        </w:rPr>
-      </w:pPr>
-      <w:r>
-        <w:rPr>
-          <w:rFonts w:asciiTheme="majorHAnsi" w:hAnsiTheme="majorHAnsi" w:cstheme="majorHAnsi"/>
-          <w:b/>
-          <w:bCs/>
-        </w:rPr>
-        <w:br w:type="page"/>
       </w:r>
     </w:p>
     <w:p>
@@ -3918,7 +3914,7 @@
                 <w:szCs w:val="26"/>
                 <w:rtl/>
               </w:rPr>
-              <w:t>العباد، السماد، البلاد، الأياد</w:t>
+              <w:t>العذاب، الرقاب، العقاب</w:t>
             </w:r>
           </w:p>
         </w:tc>
@@ -3959,7 +3955,7 @@
                 <w:sz w:val="22"/>
                 <w:szCs w:val="22"/>
               </w:rPr>
-              <w:t>ʿibād</w:t>
+              <w:t>ʿadhāb</w:t>
             </w:r>
             <w:proofErr w:type="spellEnd"/>
             <w:r>
@@ -3977,7 +3973,7 @@
                 <w:sz w:val="22"/>
                 <w:szCs w:val="22"/>
               </w:rPr>
-              <w:t>samād</w:t>
+              <w:t>riqāb</w:t>
             </w:r>
             <w:proofErr w:type="spellEnd"/>
             <w:r>
@@ -3995,27 +3991,9 @@
                 <w:sz w:val="22"/>
                 <w:szCs w:val="22"/>
               </w:rPr>
-              <w:t>bilād</w:t>
+              <w:t>ʿiqāb</w:t>
             </w:r>
             <w:proofErr w:type="spellEnd"/>
-            <w:r>
-              <w:rPr>
-                <w:rFonts w:asciiTheme="majorHAnsi" w:hAnsiTheme="majorHAnsi" w:cstheme="majorHAnsi"/>
-                <w:sz w:val="22"/>
-                <w:szCs w:val="22"/>
-              </w:rPr>
-              <w:t>, al-</w:t>
-            </w:r>
-            <w:proofErr w:type="spellStart"/>
-            <w:r>
-              <w:rPr>
-                <w:rFonts w:asciiTheme="majorHAnsi" w:hAnsiTheme="majorHAnsi" w:cstheme="majorHAnsi"/>
-                <w:sz w:val="22"/>
-                <w:szCs w:val="22"/>
-              </w:rPr>
-              <w:t>ayād</w:t>
-            </w:r>
-            <w:proofErr w:type="spellEnd"/>
           </w:p>
         </w:tc>
         <w:tc>
@@ -4046,37 +4024,7 @@
                 <w:sz w:val="22"/>
                 <w:szCs w:val="22"/>
               </w:rPr>
-              <w:t xml:space="preserve">The four line endings all end in </w:t>
-            </w:r>
-            <w:r>
-              <w:rPr>
-                <w:rFonts w:asciiTheme="majorHAnsi" w:hAnsiTheme="majorHAnsi" w:cstheme="majorHAnsi"/>
-                <w:i/>
-                <w:iCs/>
-                <w:sz w:val="22"/>
-                <w:szCs w:val="22"/>
-              </w:rPr>
-              <w:t>-</w:t>
-            </w:r>
-            <w:proofErr w:type="spellStart"/>
-            <w:r>
-              <w:rPr>
-                <w:rFonts w:asciiTheme="majorHAnsi" w:hAnsiTheme="majorHAnsi" w:cstheme="majorHAnsi"/>
-                <w:i/>
-                <w:iCs/>
-                <w:sz w:val="22"/>
-                <w:szCs w:val="22"/>
-              </w:rPr>
-              <w:t>ād</w:t>
-            </w:r>
-            <w:proofErr w:type="spellEnd"/>
-            <w:r>
-              <w:rPr>
-                <w:rFonts w:asciiTheme="majorHAnsi" w:hAnsiTheme="majorHAnsi" w:cstheme="majorHAnsi"/>
-                <w:sz w:val="22"/>
-                <w:szCs w:val="22"/>
-              </w:rPr>
-              <w:t xml:space="preserve"> (temperature 0.5, sample 3).</w:t>
+              <w:t>Three real words that rhyme: "torment", "necks", "punishment" (temperature 1.0, sample 3, lines 1 to 3).</w:t>
             </w:r>
           </w:p>
         </w:tc>
@@ -4119,7 +4067,7 @@
                 <w:sz w:val="22"/>
                 <w:szCs w:val="22"/>
               </w:rPr>
-              <w:t>Rhyme over meaning</w:t>
+              <w:t>Classical phrases</w:t>
             </w:r>
           </w:p>
         </w:tc>
@@ -4154,7 +4102,7 @@
                 <w:szCs w:val="26"/>
                 <w:rtl/>
               </w:rPr>
-              <w:t>السماح في السماد</w:t>
+              <w:t>بنات المكرمات، وما من الشعر إلا وجدا</w:t>
             </w:r>
           </w:p>
         </w:tc>
@@ -4180,14 +4128,6 @@
                 <w:rFonts w:asciiTheme="majorHAnsi" w:hAnsiTheme="majorHAnsi" w:cstheme="majorHAnsi"/>
               </w:rPr>
             </w:pPr>
-            <w:r>
-              <w:rPr>
-                <w:rFonts w:asciiTheme="majorHAnsi" w:hAnsiTheme="majorHAnsi" w:cstheme="majorHAnsi"/>
-                <w:sz w:val="22"/>
-                <w:szCs w:val="22"/>
-              </w:rPr>
-              <w:t>al-</w:t>
-            </w:r>
             <w:proofErr w:type="spellStart"/>
             <w:r>
               <w:rPr>
@@ -4195,7 +4135,7 @@
                 <w:sz w:val="22"/>
                 <w:szCs w:val="22"/>
               </w:rPr>
-              <w:t>samāḥ</w:t>
+              <w:t>banāt</w:t>
             </w:r>
             <w:proofErr w:type="spellEnd"/>
             <w:r>
@@ -4204,6 +4144,60 @@
                 <w:sz w:val="22"/>
                 <w:szCs w:val="22"/>
               </w:rPr>
+              <w:t xml:space="preserve"> al-</w:t>
+            </w:r>
+            <w:proofErr w:type="spellStart"/>
+            <w:r>
+              <w:rPr>
+                <w:rFonts w:asciiTheme="majorHAnsi" w:hAnsiTheme="majorHAnsi" w:cstheme="majorHAnsi"/>
+                <w:sz w:val="22"/>
+                <w:szCs w:val="22"/>
+              </w:rPr>
+              <w:t>makrumāt</w:t>
+            </w:r>
+            <w:proofErr w:type="spellEnd"/>
+            <w:r>
+              <w:rPr>
+                <w:rFonts w:asciiTheme="majorHAnsi" w:hAnsiTheme="majorHAnsi" w:cstheme="majorHAnsi"/>
+                <w:sz w:val="22"/>
+                <w:szCs w:val="22"/>
+              </w:rPr>
+              <w:t xml:space="preserve">, </w:t>
+            </w:r>
+            <w:proofErr w:type="spellStart"/>
+            <w:r>
+              <w:rPr>
+                <w:rFonts w:asciiTheme="majorHAnsi" w:hAnsiTheme="majorHAnsi" w:cstheme="majorHAnsi"/>
+                <w:sz w:val="22"/>
+                <w:szCs w:val="22"/>
+              </w:rPr>
+              <w:t>wa-mā</w:t>
+            </w:r>
+            <w:proofErr w:type="spellEnd"/>
+            <w:r>
+              <w:rPr>
+                <w:rFonts w:asciiTheme="majorHAnsi" w:hAnsiTheme="majorHAnsi" w:cstheme="majorHAnsi"/>
+                <w:sz w:val="22"/>
+                <w:szCs w:val="22"/>
+              </w:rPr>
+              <w:t xml:space="preserve"> min al-</w:t>
+            </w:r>
+            <w:proofErr w:type="spellStart"/>
+            <w:r>
+              <w:rPr>
+                <w:rFonts w:asciiTheme="majorHAnsi" w:hAnsiTheme="majorHAnsi" w:cstheme="majorHAnsi"/>
+                <w:sz w:val="22"/>
+                <w:szCs w:val="22"/>
+              </w:rPr>
+              <w:t>shiʿr</w:t>
+            </w:r>
+            <w:proofErr w:type="spellEnd"/>
+            <w:r>
+              <w:rPr>
+                <w:rFonts w:asciiTheme="majorHAnsi" w:hAnsiTheme="majorHAnsi" w:cstheme="majorHAnsi"/>
+                <w:sz w:val="22"/>
+                <w:szCs w:val="22"/>
+              </w:rPr>
               <w:t xml:space="preserve"> </w:t>
             </w:r>
             <w:proofErr w:type="spellStart"/>
@@ -4213,7 +4207,7 @@
                 <w:sz w:val="22"/>
                 <w:szCs w:val="22"/>
               </w:rPr>
-              <w:t>fī</w:t>
+              <w:t>illā</w:t>
             </w:r>
             <w:proofErr w:type="spellEnd"/>
             <w:r>
@@ -4222,7 +4216,7 @@
                 <w:sz w:val="22"/>
                 <w:szCs w:val="22"/>
               </w:rPr>
-              <w:t xml:space="preserve"> al-</w:t>
+              <w:t xml:space="preserve"> </w:t>
             </w:r>
             <w:proofErr w:type="spellStart"/>
             <w:r>
@@ -4231,7 +4225,7 @@
                 <w:sz w:val="22"/>
                 <w:szCs w:val="22"/>
               </w:rPr>
-              <w:t>samād</w:t>
+              <w:t>wajdā</w:t>
             </w:r>
             <w:proofErr w:type="spellEnd"/>
           </w:p>
@@ -4256,17 +4250,15 @@
             <w:pPr>
               <w:rPr>
                 <w:rFonts w:asciiTheme="majorHAnsi" w:hAnsiTheme="majorHAnsi" w:cstheme="majorHAnsi"/>
-                <w:sz w:val="22"/>
-                <w:szCs w:val="22"/>
-              </w:rPr>
-            </w:pPr>
-            <w:r>
-              <w:rPr>
-                <w:rFonts w:asciiTheme="majorHAnsi" w:hAnsiTheme="majorHAnsi" w:cstheme="majorHAnsi"/>
-                <w:sz w:val="22"/>
-                <w:szCs w:val="22"/>
-              </w:rPr>
-              <w:t>"Generosity in the fertilizer." The rhyme word fits the sound but not the meaning (temperature 0.5, sample 3, line 2).</w:t>
+              </w:rPr>
+            </w:pPr>
+            <w:r>
+              <w:rPr>
+                <w:rFonts w:asciiTheme="majorHAnsi" w:hAnsiTheme="majorHAnsi" w:cstheme="majorHAnsi"/>
+                <w:sz w:val="22"/>
+                <w:szCs w:val="22"/>
+              </w:rPr>
+              <w:t>"Daughters of noble deeds" (temperature 0.8, sample 1, line 3) and "there is nothing in poetry but passion" (temperature 0.8, sample 2, line 3).</w:t>
             </w:r>
           </w:p>
         </w:tc>
@@ -4309,7 +4301,7 @@
                 <w:sz w:val="22"/>
                 <w:szCs w:val="22"/>
               </w:rPr>
-              <w:t>Word split</w:t>
+              <w:t>Rhyme sound changes</w:t>
             </w:r>
           </w:p>
         </w:tc>
@@ -4344,7 +4336,7 @@
                 <w:szCs w:val="26"/>
                 <w:rtl/>
               </w:rPr>
-              <w:t>من الده | ر</w:t>
+              <w:t>الأعدا، مستندا، أملا، أملا</w:t>
             </w:r>
           </w:p>
         </w:tc>
@@ -4376,8 +4368,72 @@
                 <w:sz w:val="22"/>
                 <w:szCs w:val="22"/>
               </w:rPr>
-              <w:t>min al-dah | r</w:t>
-            </w:r>
+              <w:t>al-</w:t>
+            </w:r>
+            <w:proofErr w:type="spellStart"/>
+            <w:r>
+              <w:rPr>
+                <w:rFonts w:asciiTheme="majorHAnsi" w:hAnsiTheme="majorHAnsi" w:cstheme="majorHAnsi"/>
+                <w:sz w:val="22"/>
+                <w:szCs w:val="22"/>
+              </w:rPr>
+              <w:t>aʿdā</w:t>
+            </w:r>
+            <w:proofErr w:type="spellEnd"/>
+            <w:r>
+              <w:rPr>
+                <w:rFonts w:asciiTheme="majorHAnsi" w:hAnsiTheme="majorHAnsi" w:cstheme="majorHAnsi"/>
+                <w:sz w:val="22"/>
+                <w:szCs w:val="22"/>
+              </w:rPr>
+              <w:t xml:space="preserve">, </w:t>
+            </w:r>
+            <w:proofErr w:type="spellStart"/>
+            <w:r>
+              <w:rPr>
+                <w:rFonts w:asciiTheme="majorHAnsi" w:hAnsiTheme="majorHAnsi" w:cstheme="majorHAnsi"/>
+                <w:sz w:val="22"/>
+                <w:szCs w:val="22"/>
+              </w:rPr>
+              <w:t>mustanadā</w:t>
+            </w:r>
+            <w:proofErr w:type="spellEnd"/>
+            <w:r>
+              <w:rPr>
+                <w:rFonts w:asciiTheme="majorHAnsi" w:hAnsiTheme="majorHAnsi" w:cstheme="majorHAnsi"/>
+                <w:sz w:val="22"/>
+                <w:szCs w:val="22"/>
+              </w:rPr>
+              <w:t xml:space="preserve">, </w:t>
+            </w:r>
+            <w:proofErr w:type="spellStart"/>
+            <w:r>
+              <w:rPr>
+                <w:rFonts w:asciiTheme="majorHAnsi" w:hAnsiTheme="majorHAnsi" w:cstheme="majorHAnsi"/>
+                <w:sz w:val="22"/>
+                <w:szCs w:val="22"/>
+              </w:rPr>
+              <w:t>amalā</w:t>
+            </w:r>
+            <w:proofErr w:type="spellEnd"/>
+            <w:r>
+              <w:rPr>
+                <w:rFonts w:asciiTheme="majorHAnsi" w:hAnsiTheme="majorHAnsi" w:cstheme="majorHAnsi"/>
+                <w:sz w:val="22"/>
+                <w:szCs w:val="22"/>
+              </w:rPr>
+              <w:t xml:space="preserve">, </w:t>
+            </w:r>
+            <w:proofErr w:type="spellStart"/>
+            <w:r>
+              <w:rPr>
+                <w:rFonts w:asciiTheme="majorHAnsi" w:hAnsiTheme="majorHAnsi" w:cstheme="majorHAnsi"/>
+                <w:sz w:val="22"/>
+                <w:szCs w:val="22"/>
+              </w:rPr>
+              <w:t>amalā</w:t>
+            </w:r>
+            <w:proofErr w:type="spellEnd"/>
           </w:p>
         </w:tc>
         <w:tc>
@@ -4402,6 +4458,14 @@
                 <w:rFonts w:asciiTheme="majorHAnsi" w:hAnsiTheme="majorHAnsi" w:cstheme="majorHAnsi"/>
               </w:rPr>
             </w:pPr>
+            <w:r>
+              <w:rPr>
+                <w:rFonts w:asciiTheme="majorHAnsi" w:hAnsiTheme="majorHAnsi" w:cstheme="majorHAnsi"/>
+                <w:sz w:val="22"/>
+                <w:szCs w:val="22"/>
+              </w:rPr>
+              <w:t xml:space="preserve">The sound changes halfway from </w:t>
+            </w:r>
             <w:r>
               <w:rPr>
                 <w:rFonts w:asciiTheme="majorHAnsi" w:hAnsiTheme="majorHAnsi" w:cstheme="majorHAnsi"/>
@@ -4410,7 +4474,7 @@
                 <w:sz w:val="22"/>
                 <w:szCs w:val="22"/>
               </w:rPr>
-              <w:t>al-</w:t>
+              <w:t>-</w:t>
             </w:r>
             <w:proofErr w:type="spellStart"/>
             <w:r>
@@ -4421,7 +4485,7 @@
                 <w:sz w:val="22"/>
                 <w:szCs w:val="22"/>
               </w:rPr>
-              <w:t>dahr</w:t>
+              <w:t>dā</w:t>
             </w:r>
             <w:proofErr w:type="spellEnd"/>
             <w:r>
@@ -4430,7 +4494,37 @@
                 <w:sz w:val="22"/>
                 <w:szCs w:val="22"/>
               </w:rPr>
-              <w:t xml:space="preserve"> is cut between the two halves, as in many training lines (temperature 0.5, sample 1, line 4).</w:t>
+              <w:t xml:space="preserve"> to </w:t>
+            </w:r>
+            <w:r>
+              <w:rPr>
+                <w:rFonts w:asciiTheme="majorHAnsi" w:hAnsiTheme="majorHAnsi" w:cstheme="majorHAnsi"/>
+                <w:i/>
+                <w:iCs/>
+                <w:sz w:val="22"/>
+                <w:szCs w:val="22"/>
+              </w:rPr>
+              <w:t>-</w:t>
+            </w:r>
+            <w:proofErr w:type="spellStart"/>
+            <w:r>
+              <w:rPr>
+                <w:rFonts w:asciiTheme="majorHAnsi" w:hAnsiTheme="majorHAnsi" w:cstheme="majorHAnsi"/>
+                <w:i/>
+                <w:iCs/>
+                <w:sz w:val="22"/>
+                <w:szCs w:val="22"/>
+              </w:rPr>
+              <w:t>lā</w:t>
+            </w:r>
+            <w:proofErr w:type="spellEnd"/>
+            <w:r>
+              <w:rPr>
+                <w:rFonts w:asciiTheme="majorHAnsi" w:hAnsiTheme="majorHAnsi" w:cstheme="majorHAnsi"/>
+                <w:sz w:val="22"/>
+                <w:szCs w:val="22"/>
+              </w:rPr>
+              <w:t>, and the same rhyme word ends lines 3 and 4 (temperature 0.5, sample 1).</w:t>
             </w:r>
           </w:p>
         </w:tc>
@@ -4508,7 +4602,7 @@
                 <w:szCs w:val="26"/>
                 <w:rtl/>
               </w:rPr>
-              <w:t>الملك</w:t>
+              <w:t>أبدا</w:t>
             </w:r>
           </w:p>
         </w:tc>
@@ -4534,14 +4628,6 @@
                 <w:rFonts w:asciiTheme="majorHAnsi" w:hAnsiTheme="majorHAnsi" w:cstheme="majorHAnsi"/>
               </w:rPr>
             </w:pPr>
-            <w:r>
-              <w:rPr>
-                <w:rFonts w:asciiTheme="majorHAnsi" w:hAnsiTheme="majorHAnsi" w:cstheme="majorHAnsi"/>
-                <w:sz w:val="22"/>
-                <w:szCs w:val="22"/>
-              </w:rPr>
-              <w:t>al-</w:t>
-            </w:r>
             <w:proofErr w:type="spellStart"/>
             <w:r>
               <w:rPr>
@@ -4549,7 +4635,7 @@
                 <w:sz w:val="22"/>
                 <w:szCs w:val="22"/>
               </w:rPr>
-              <w:t>mulk</w:t>
+              <w:t>abadan</w:t>
             </w:r>
             <w:proofErr w:type="spellEnd"/>
           </w:p>
@@ -4582,7 +4668,7 @@
                 <w:sz w:val="22"/>
                 <w:szCs w:val="22"/>
               </w:rPr>
-              <w:t>Ends lines 1 and 3 (temperature 0.5, sample 2).</w:t>
+              <w:t>"Ever" appears four times in lines 2 and 3 (temperature 0.5, sample 3).</w:t>
             </w:r>
           </w:p>
         </w:tc>
@@ -4660,7 +4746,7 @@
                 <w:szCs w:val="26"/>
                 <w:rtl/>
               </w:rPr>
-              <w:t>الولك   لتلومس   جنانبه</w:t>
+              <w:t>المعتلك، المتلواتيها، القياسما، ممطعما</w:t>
             </w:r>
           </w:p>
         </w:tc>
@@ -4701,7 +4787,7 @@
                 <w:sz w:val="22"/>
                 <w:szCs w:val="22"/>
               </w:rPr>
-              <w:t>walak</w:t>
+              <w:t>muʿtalak</w:t>
             </w:r>
             <w:proofErr w:type="spellEnd"/>
             <w:r>
@@ -4710,7 +4796,7 @@
                 <w:sz w:val="22"/>
                 <w:szCs w:val="22"/>
               </w:rPr>
-              <w:t>, li-</w:t>
+              <w:t>, al-</w:t>
             </w:r>
             <w:proofErr w:type="spellStart"/>
             <w:r>
@@ -4719,7 +4805,7 @@
                 <w:sz w:val="22"/>
                 <w:szCs w:val="22"/>
               </w:rPr>
-              <w:t>talūmas</w:t>
+              <w:t>mutalawātīhā</w:t>
             </w:r>
             <w:proofErr w:type="spellEnd"/>
             <w:r>
@@ -4728,6 +4814,24 @@
                 <w:sz w:val="22"/>
                 <w:szCs w:val="22"/>
               </w:rPr>
+              <w:t>, al-</w:t>
+            </w:r>
+            <w:proofErr w:type="spellStart"/>
+            <w:r>
+              <w:rPr>
+                <w:rFonts w:asciiTheme="majorHAnsi" w:hAnsiTheme="majorHAnsi" w:cstheme="majorHAnsi"/>
+                <w:sz w:val="22"/>
+                <w:szCs w:val="22"/>
+              </w:rPr>
+              <w:t>qiyāsimā</w:t>
+            </w:r>
+            <w:proofErr w:type="spellEnd"/>
+            <w:r>
+              <w:rPr>
+                <w:rFonts w:asciiTheme="majorHAnsi" w:hAnsiTheme="majorHAnsi" w:cstheme="majorHAnsi"/>
+                <w:sz w:val="22"/>
+                <w:szCs w:val="22"/>
+              </w:rPr>
               <w:t xml:space="preserve">, </w:t>
             </w:r>
             <w:proofErr w:type="spellStart"/>
@@ -4737,7 +4841,7 @@
                 <w:sz w:val="22"/>
                 <w:szCs w:val="22"/>
               </w:rPr>
-              <w:t>jananibih</w:t>
+              <w:t>mumṭaʿamā</w:t>
             </w:r>
             <w:proofErr w:type="spellEnd"/>
           </w:p>
@@ -4770,7 +4874,7 @@
                 <w:sz w:val="22"/>
                 <w:szCs w:val="22"/>
               </w:rPr>
-              <w:t>Not found as Arabic words (temperature 0.5 sample 2, and temperature 0.8 samples 1 and 2).</w:t>
+              <w:t>Not found as Arabic words; several are rhyme words (temperature 0.5 sample 2, temperature 0.8 samples 1 and 2, temperature 1.0 sample 1).</w:t>
             </w:r>
           </w:p>
         </w:tc>
@@ -4813,7 +4917,7 @@
                 <w:sz w:val="22"/>
                 <w:szCs w:val="22"/>
               </w:rPr>
-              <w:t>Spelling error</w:t>
+              <w:t>Spelling and grammar</w:t>
             </w:r>
           </w:p>
         </w:tc>
@@ -4848,7 +4952,7 @@
                 <w:szCs w:val="26"/>
                 <w:rtl/>
               </w:rPr>
-              <w:t>أرجوا</w:t>
+              <w:t>فأرجوا، وتلك الحبيب</w:t>
             </w:r>
           </w:p>
         </w:tc>
@@ -4874,6 +4978,14 @@
                 <w:rFonts w:asciiTheme="majorHAnsi" w:hAnsiTheme="majorHAnsi" w:cstheme="majorHAnsi"/>
               </w:rPr>
             </w:pPr>
+            <w:r>
+              <w:rPr>
+                <w:rFonts w:asciiTheme="majorHAnsi" w:hAnsiTheme="majorHAnsi" w:cstheme="majorHAnsi"/>
+                <w:sz w:val="22"/>
+                <w:szCs w:val="22"/>
+              </w:rPr>
+              <w:t>fa-</w:t>
+            </w:r>
             <w:proofErr w:type="spellStart"/>
             <w:r>
               <w:rPr>
@@ -4890,8 +5002,36 @@
                 <w:sz w:val="22"/>
                 <w:szCs w:val="22"/>
               </w:rPr>
-              <w:t xml:space="preserve"> + extra alif</w:t>
-            </w:r>
+              <w:t xml:space="preserve"> (extra alif), </w:t>
+            </w:r>
+            <w:proofErr w:type="spellStart"/>
+            <w:r>
+              <w:rPr>
+                <w:rFonts w:asciiTheme="majorHAnsi" w:hAnsiTheme="majorHAnsi" w:cstheme="majorHAnsi"/>
+                <w:sz w:val="22"/>
+                <w:szCs w:val="22"/>
+              </w:rPr>
+              <w:t>wa-tilka</w:t>
+            </w:r>
+            <w:proofErr w:type="spellEnd"/>
+            <w:r>
+              <w:rPr>
+                <w:rFonts w:asciiTheme="majorHAnsi" w:hAnsiTheme="majorHAnsi" w:cstheme="majorHAnsi"/>
+                <w:sz w:val="22"/>
+                <w:szCs w:val="22"/>
+              </w:rPr>
+              <w:t xml:space="preserve"> al-</w:t>
+            </w:r>
+            <w:proofErr w:type="spellStart"/>
+            <w:r>
+              <w:rPr>
+                <w:rFonts w:asciiTheme="majorHAnsi" w:hAnsiTheme="majorHAnsi" w:cstheme="majorHAnsi"/>
+                <w:sz w:val="22"/>
+                <w:szCs w:val="22"/>
+              </w:rPr>
+              <w:t>ḥabīb</w:t>
+            </w:r>
+            <w:proofErr w:type="spellEnd"/>
           </w:p>
         </w:tc>
         <w:tc>
@@ -4922,7 +5062,7 @@
                 <w:sz w:val="22"/>
                 <w:szCs w:val="22"/>
               </w:rPr>
-              <w:t>An extra alif after the final waw (temperature 1.0, sample 3).</w:t>
+              <w:t>An extra alif after the final waw, and a feminine "that" with a masculine noun (temperature 1.0, samples 3 and 2).</w:t>
             </w:r>
           </w:p>
         </w:tc>
@@ -5000,7 +5140,7 @@
                 <w:szCs w:val="26"/>
                 <w:rtl/>
               </w:rPr>
-              <w:t>ترجع، المعنى، المنيع، السمع</w:t>
+              <w:t>القمر، الشهر، كري، مفر</w:t>
             </w:r>
           </w:p>
         </w:tc>
@@ -5026,6 +5166,14 @@
                 <w:rFonts w:asciiTheme="majorHAnsi" w:hAnsiTheme="majorHAnsi" w:cstheme="majorHAnsi"/>
               </w:rPr>
             </w:pPr>
+            <w:r>
+              <w:rPr>
+                <w:rFonts w:asciiTheme="majorHAnsi" w:hAnsiTheme="majorHAnsi" w:cstheme="majorHAnsi"/>
+                <w:sz w:val="22"/>
+                <w:szCs w:val="22"/>
+              </w:rPr>
+              <w:t>al-</w:t>
+            </w:r>
             <w:proofErr w:type="spellStart"/>
             <w:r>
               <w:rPr>
@@ -5033,7 +5181,7 @@
                 <w:sz w:val="22"/>
                 <w:szCs w:val="22"/>
               </w:rPr>
-              <w:t>tarjiʿ</w:t>
+              <w:t>qamar</w:t>
             </w:r>
             <w:proofErr w:type="spellEnd"/>
             <w:r>
@@ -5051,7 +5199,7 @@
                 <w:sz w:val="22"/>
                 <w:szCs w:val="22"/>
               </w:rPr>
-              <w:t>maʿnā</w:t>
+              <w:t>shahr</w:t>
             </w:r>
             <w:proofErr w:type="spellEnd"/>
             <w:r>
@@ -5060,7 +5208,7 @@
                 <w:sz w:val="22"/>
                 <w:szCs w:val="22"/>
               </w:rPr>
-              <w:t>, al-</w:t>
+              <w:t xml:space="preserve">, </w:t>
             </w:r>
             <w:proofErr w:type="spellStart"/>
             <w:r>
@@ -5069,7 +5217,7 @@
                 <w:sz w:val="22"/>
                 <w:szCs w:val="22"/>
               </w:rPr>
-              <w:t>manīʿ</w:t>
+              <w:t>karī</w:t>
             </w:r>
             <w:proofErr w:type="spellEnd"/>
             <w:r>
@@ -5078,7 +5226,7 @@
                 <w:sz w:val="22"/>
                 <w:szCs w:val="22"/>
               </w:rPr>
-              <w:t>, al-</w:t>
+              <w:t xml:space="preserve">, </w:t>
             </w:r>
             <w:proofErr w:type="spellStart"/>
             <w:r>
@@ -5087,7 +5235,7 @@
                 <w:sz w:val="22"/>
                 <w:szCs w:val="22"/>
               </w:rPr>
-              <w:t>samʿ</w:t>
+              <w:t>mafar</w:t>
             </w:r>
             <w:proofErr w:type="spellEnd"/>
           </w:p>
@@ -5120,7 +5268,7 @@
                 <w:sz w:val="22"/>
                 <w:szCs w:val="22"/>
               </w:rPr>
-              <w:t xml:space="preserve">Line 2 ends in </w:t>
+              <w:t xml:space="preserve">Line 3 ends in </w:t>
             </w:r>
             <w:r>
               <w:rPr>
@@ -5130,15 +5278,15 @@
                 <w:sz w:val="22"/>
                 <w:szCs w:val="22"/>
               </w:rPr>
-              <w:t>-ā</w:t>
-            </w:r>
-            <w:r>
-              <w:rPr>
-                <w:rFonts w:asciiTheme="majorHAnsi" w:hAnsiTheme="majorHAnsi" w:cstheme="majorHAnsi"/>
-                <w:sz w:val="22"/>
-                <w:szCs w:val="22"/>
-              </w:rPr>
-              <w:t xml:space="preserve">, the others in </w:t>
+              <w:t>-ī</w:t>
+            </w:r>
+            <w:r>
+              <w:rPr>
+                <w:rFonts w:asciiTheme="majorHAnsi" w:hAnsiTheme="majorHAnsi" w:cstheme="majorHAnsi"/>
+                <w:sz w:val="22"/>
+                <w:szCs w:val="22"/>
+              </w:rPr>
+              <w:t xml:space="preserve"> and the others in </w:t>
             </w:r>
             <w:r>
               <w:rPr>
@@ -5148,7 +5296,7 @@
                 <w:sz w:val="22"/>
                 <w:szCs w:val="22"/>
               </w:rPr>
-              <w:t>-ʿ</w:t>
+              <w:t>-r</w:t>
             </w:r>
             <w:r>
               <w:rPr>
@@ -5213,7 +5361,7 @@
         <w:rPr>
           <w:rFonts w:asciiTheme="majorHAnsi" w:hAnsiTheme="majorHAnsi" w:cstheme="majorHAnsi"/>
         </w:rPr>
-        <w:t>Repetition appeared at temperatures 0.5 and 0.8, and invented words and spelling errors were mostly at 0.8 and 1.0. The rhyme was complete in 3 of 3 poems at 0.5, and in 2 of 3 poems at both 0.8 and 1.0. With only three poems per temperature, these are impressions and not trends. Also, the same seeds were used at every temperature, so the poems are not independent. For example, sample 2 starts with the same phrase (</w:t>
+        <w:t>Repetition was strongest at temperature 0.5, where all three poems repeat words. Invented words were rare at 0.5 (one possible case) and more common at 0.8 and 1.0. Complete rhyme was the same at every temperature: 2 of 3 poems each. With only three poems per temperature, these are impressions and not trends. Also, the same seeds were used at every temperature, so the poems are not independent. For example, sample 2 starts with the same word (</w:t>
       </w:r>
       <w:proofErr w:type="spellStart"/>
       <w:r>
@@ -5223,24 +5371,6 @@
           <w:iCs/>
         </w:rPr>
         <w:t>tanāzaʿ</w:t>
-      </w:r>
-      <w:proofErr w:type="spellEnd"/>
-      <w:r>
-        <w:rPr>
-          <w:rFonts w:asciiTheme="majorHAnsi" w:hAnsiTheme="majorHAnsi" w:cstheme="majorHAnsi"/>
-          <w:i/>
-          <w:iCs/>
-        </w:rPr>
-        <w:t xml:space="preserve"> al-</w:t>
-      </w:r>
-      <w:proofErr w:type="spellStart"/>
-      <w:r>
-        <w:rPr>
-          <w:rFonts w:asciiTheme="majorHAnsi" w:hAnsiTheme="majorHAnsi" w:cstheme="majorHAnsi"/>
-          <w:i/>
-          <w:iCs/>
-        </w:rPr>
-        <w:t>mulk</w:t>
       </w:r>
       <w:proofErr w:type="spellEnd"/>
       <w:r>
@@ -5255,11 +5385,6 @@
         <w:pStyle w:val="Heading2"/>
         <w:keepLines/>
         <w:spacing w:before="160" w:after="80" w:line="259" w:lineRule="auto"/>
-        <w:rPr>
-          <w:rFonts w:asciiTheme="majorHAnsi" w:hAnsiTheme="majorHAnsi" w:cstheme="majorHAnsi"/>
-        </w:rPr>
-      </w:pPr>
-      <w:r>
         <w:rPr>
           <w:rFonts w:asciiTheme="majorHAnsi" w:eastAsiaTheme="majorEastAsia" w:hAnsiTheme="majorHAnsi" w:cstheme="majorBidi"/>
           <w:b w:val="0"/>
@@ -5271,6 +5396,20 @@
           <w:lang w:eastAsia="en-US"/>
           <w14:ligatures w14:val="standardContextual"/>
         </w:rPr>
+      </w:pPr>
+      <w:r>
+        <w:rPr>
+          <w:rFonts w:asciiTheme="majorHAnsi" w:eastAsiaTheme="majorEastAsia" w:hAnsiTheme="majorHAnsi" w:cstheme="majorBidi"/>
+          <w:b w:val="0"/>
+          <w:bCs w:val="0"/>
+          <w:color w:val="2F5496" w:themeColor="accent1" w:themeShade="BF"/>
+          <w:kern w:val="2"/>
+          <w:sz w:val="32"/>
+          <w:szCs w:val="32"/>
+          <w:lang w:eastAsia="en-US"/>
+          <w14:ligatures w14:val="standardContextual"/>
+        </w:rPr>
+        <w:lastRenderedPageBreak/>
         <w:t>Interpretation</w:t>
       </w:r>
     </w:p>
@@ -5318,7 +5457,6 @@
           <w:lang w:eastAsia="en-US"/>
           <w14:ligatures w14:val="standardContextual"/>
         </w:rPr>
-        <w:lastRenderedPageBreak/>
         <w:t>Ethical Considerations and Responsible Use</w:t>
       </w:r>
     </w:p>
@@ -5509,6 +5647,7 @@
           <w:lang w:eastAsia="en-US"/>
           <w14:ligatures w14:val="standardContextual"/>
         </w:rPr>
+        <w:lastRenderedPageBreak/>
         <w:t>Responsible use in this project</w:t>
       </w:r>
     </w:p>
@@ -5556,7 +5695,6 @@
           <w:lang w:eastAsia="en-US"/>
           <w14:ligatures w14:val="standardContextual"/>
         </w:rPr>
-        <w:lastRenderedPageBreak/>
         <w:t>Limitations and Future Improvements</w:t>
       </w:r>
     </w:p>
@@ -5689,7 +5827,7 @@
         <w:rPr>
           <w:rFonts w:asciiTheme="majorHAnsi" w:hAnsiTheme="majorHAnsi" w:cstheme="majorHAnsi"/>
         </w:rPr>
-        <w:t xml:space="preserve"> I judged nine poems and one extra poem from one training run (seed 42), read by one person. The temperature comparison is only an impression, and I did not test copying.</w:t>
+        <w:t xml:space="preserve"> I judged nine poems and one extra poem from one training run (seed 42). GPU training is not exactly repeatable, so a rerun gives slightly different losses and different poems. The poems were read by one person, the temperature comparison is only an impression, and I did not test copying.</w:t>
       </w:r>
     </w:p>
     <w:p>
@@ -5716,16 +5854,8 @@
         <w:rPr>
           <w:rFonts w:asciiTheme="majorHAnsi" w:hAnsiTheme="majorHAnsi" w:cstheme="majorHAnsi"/>
         </w:rPr>
-        <w:t xml:space="preserve"> The data covers one era, is concentrated in a few poets and was collected from one website. Some words are cut between half-lines in the data, and the model copies this. The validation poems come from the same poets and era, so the validation loss shows fit to the same kind of data, not to new poets.</w:t>
-      </w:r>
-    </w:p>
-    <w:p>
-      <w:pPr>
-        <w:spacing w:after="80" w:line="276" w:lineRule="auto"/>
-        <w:rPr>
-          <w:rFonts w:asciiTheme="majorHAnsi" w:hAnsiTheme="majorHAnsi" w:cstheme="majorHAnsi"/>
-        </w:rPr>
-      </w:pPr>
+        <w:t xml:space="preserve"> The data covers one era, is concentrated in a few poets and was collected from one website. Some words are cut between half-lines in the data. The validation poems come from the same poets and era, so the validation loss shows fit to the same kind of data, not to new poets.</w:t>
+      </w:r>
     </w:p>
     <w:p>
       <w:pPr>
@@ -5866,33 +5996,6 @@
           <w:rFonts w:asciiTheme="majorHAnsi" w:hAnsiTheme="majorHAnsi" w:cstheme="majorHAnsi"/>
         </w:rPr>
         <w:t>Ask several Arabic readers to rate the poems, to replace the judgment of one reader.</w:t>
-      </w:r>
-    </w:p>
-    <w:p>
-      <w:pPr>
-        <w:rPr>
-          <w:rFonts w:asciiTheme="majorHAnsi" w:eastAsiaTheme="majorEastAsia" w:hAnsiTheme="majorHAnsi" w:cstheme="majorBidi"/>
-          <w:color w:val="2F5496" w:themeColor="accent1" w:themeShade="BF"/>
-          <w:kern w:val="2"/>
-          <w:sz w:val="40"/>
-          <w:szCs w:val="40"/>
-          <w:lang w:eastAsia="en-US"/>
-          <w14:ligatures w14:val="standardContextual"/>
-        </w:rPr>
-      </w:pPr>
-      <w:r>
-        <w:rPr>
-          <w:rFonts w:asciiTheme="majorHAnsi" w:eastAsiaTheme="majorEastAsia" w:hAnsiTheme="majorHAnsi" w:cstheme="majorBidi"/>
-          <w:b/>
-          <w:bCs/>
-          <w:color w:val="2F5496" w:themeColor="accent1" w:themeShade="BF"/>
-          <w:kern w:val="2"/>
-          <w:sz w:val="40"/>
-          <w:szCs w:val="40"/>
-          <w:lang w:eastAsia="en-US"/>
-          <w14:ligatures w14:val="standardContextual"/>
-        </w:rPr>
-        <w:br w:type="page"/>
       </w:r>
     </w:p>
     <w:p>
@@ -6180,10 +6283,10 @@
 <file path=word/numbering.xml><?xml version="1.0" encoding="utf-8"?>
 <w:numbering xmlns:wpc="http://schemas.microsoft.com/office/word/2010/wordprocessingCanvas" xmlns:cx="http://schemas.microsoft.com/office/drawing/2014/chartex" xmlns:cx1="http://schemas.microsoft.com/office/drawing/2015/9/8/chartex" xmlns:cx2="http://schemas.microsoft.com/office/drawing/2015/10/21/chartex" xmlns:cx3="http://schemas.microsoft.com/office/drawing/2016/5/9/chartex" xmlns:cx4="http://schemas.microsoft.com/office/drawing/2016/5/10/chartex" xmlns:cx5="http://schemas.microsoft.com/office/drawing/2016/5/11/chartex" xmlns:cx6="http://schemas.microsoft.com/office/drawing/2016/5/12/chartex" xmlns:cx7="http://schemas.microsoft.com/office/drawing/2016/5/13/chartex" xmlns:cx8="http://schemas.microsoft.com/office/drawing/2016/5/14/chartex" xmlns:mc="http://schemas.openxmlformats.org/markup-compatibility/2006" xmlns:aink="http://schemas.microsoft.com/office/drawing/2016/ink" xmlns:am3d="http://schemas.microsoft.com/office/drawing/2017/model3d" xmlns:o="urn:schemas-microsoft-com:office:office" xmlns:oel="http://schemas.microsoft.com/office/2019/extlst" xmlns:r="http://schemas.openxmlformats.org/officeDocument/2006/relationships" xmlns:m="http://schemas.openxmlformats.org/officeDocument/2006/math" xmlns:v="urn:schemas-microsoft-com:vml" xmlns:wp14="http://schemas.microsoft.com/office/word/2010/wordprocessingDrawing" xmlns:wp="http://schemas.openxmlformats.org/drawingml/2006/wordprocessingDrawing" xmlns:w10="urn:schemas-microsoft-com:office:word" xmlns:w="http://schemas.openxmlformats.org/wordprocessingml/2006/main" xmlns:w14="http://schemas.microsoft.com/office/word/2010/wordml" xmlns:w15="http://schemas.microsoft.com/office/word/2012/wordml" xmlns:w16cex="http://schemas.microsoft.com/office/word/2018/wordml/cex" xmlns:w16cid="http://schemas.microsoft.com/office/word/2016/wordml/cid" xmlns:w16="http://schemas.microsoft.com/office/word/2018/wordml" xmlns:w16du="http://schemas.microsoft.com/office/word/2023/wordml/word16du" xmlns:w16sdtdh="http://schemas.microsoft.com/office/word/2020/wordml/sdtdatahash" xmlns:w16sdtfl="http://schemas.microsoft.com/office/word/2024/wordml/sdtformatlock" xmlns:w16se="http://schemas.microsoft.com/office/word/2015/wordml/symex" xmlns:wpg="http://schemas.microsoft.com/office/word/2010/wordprocessingGroup" xmlns:wpi="http://schemas.microsoft.com/office/word/2010/wordprocessingInk" xmlns:wne="http://schemas.microsoft.com/office/word/2006/wordml" xmlns:wps="http://schemas.microsoft.com/office/word/2010/wordprocessingShape" mc:Ignorable="w14 w15 w16se w16cid w16 w16cex w16sdtdh w16sdtfl w16du wp14">
   <w:abstractNum w:abstractNumId="0" w15:restartNumberingAfterBreak="0">
-    <w:nsid w:val="30E74E02"/>
+    <w:nsid w:val="0FE62109"/>
     <w:multiLevelType w:val="hybridMultilevel"/>
-    <w:tmpl w:val="BF92DF6A"/>
-    <w:lvl w:ilvl="0" w:tplc="6DA6DAC0">
+    <w:tmpl w:val="1E646B40"/>
+    <w:lvl w:ilvl="0" w:tplc="E302751A">
       <w:start w:val="1"/>
       <w:numFmt w:val="bullet"/>
       <w:lvlText w:val="•"/>
@@ -6192,52 +6295,52 @@
         <w:ind w:left="720" w:hanging="360"/>
       </w:pPr>
     </w:lvl>
-    <w:lvl w:ilvl="1" w:tplc="779868CC">
+    <w:lvl w:ilvl="1" w:tplc="E1B22BF6">
       <w:numFmt w:val="decimal"/>
       <w:lvlText w:val=""/>
       <w:lvlJc w:val="left"/>
     </w:lvl>
-    <w:lvl w:ilvl="2" w:tplc="DB3E65DA">
+    <w:lvl w:ilvl="2" w:tplc="D3087162">
       <w:numFmt w:val="decimal"/>
       <w:lvlText w:val=""/>
       <w:lvlJc w:val="left"/>
     </w:lvl>
-    <w:lvl w:ilvl="3" w:tplc="D2AA4E9E">
+    <w:lvl w:ilvl="3" w:tplc="3D6A54E8">
       <w:numFmt w:val="decimal"/>
       <w:lvlText w:val=""/>
       <w:lvlJc w:val="left"/>
     </w:lvl>
-    <w:lvl w:ilvl="4" w:tplc="5E602566">
+    <w:lvl w:ilvl="4" w:tplc="B6CE806E">
       <w:numFmt w:val="decimal"/>
       <w:lvlText w:val=""/>
       <w:lvlJc w:val="left"/>
     </w:lvl>
-    <w:lvl w:ilvl="5" w:tplc="1F067CCE">
+    <w:lvl w:ilvl="5" w:tplc="6A2C8F9C">
       <w:numFmt w:val="decimal"/>
       <w:lvlText w:val=""/>
       <w:lvlJc w:val="left"/>
     </w:lvl>
-    <w:lvl w:ilvl="6" w:tplc="90627E28">
+    <w:lvl w:ilvl="6" w:tplc="C9DCA46C">
       <w:numFmt w:val="decimal"/>
       <w:lvlText w:val=""/>
       <w:lvlJc w:val="left"/>
     </w:lvl>
-    <w:lvl w:ilvl="7" w:tplc="539AB2B4">
+    <w:lvl w:ilvl="7" w:tplc="571AF46A">
       <w:numFmt w:val="decimal"/>
       <w:lvlText w:val=""/>
       <w:lvlJc w:val="left"/>
     </w:lvl>
-    <w:lvl w:ilvl="8" w:tplc="131EE31A">
+    <w:lvl w:ilvl="8" w:tplc="0F1AB300">
       <w:numFmt w:val="decimal"/>
       <w:lvlText w:val=""/>
       <w:lvlJc w:val="left"/>
     </w:lvl>
   </w:abstractNum>
   <w:abstractNum w:abstractNumId="1" w15:restartNumberingAfterBreak="0">
-    <w:nsid w:val="74B17704"/>
+    <w:nsid w:val="1A7E1530"/>
     <w:multiLevelType w:val="hybridMultilevel"/>
-    <w:tmpl w:val="E0B409C8"/>
-    <w:lvl w:ilvl="0" w:tplc="9E5CBDC0">
+    <w:tmpl w:val="2244EC54"/>
+    <w:lvl w:ilvl="0" w:tplc="0796741C">
       <w:start w:val="1"/>
       <w:numFmt w:val="bullet"/>
       <w:lvlText w:val="●"/>
@@ -6246,7 +6349,7 @@
         <w:ind w:left="720" w:hanging="360"/>
       </w:pPr>
     </w:lvl>
-    <w:lvl w:ilvl="1" w:tplc="E05A717A">
+    <w:lvl w:ilvl="1" w:tplc="B9A09E2E">
       <w:start w:val="1"/>
       <w:numFmt w:val="bullet"/>
       <w:lvlText w:val="○"/>
@@ -6255,7 +6358,7 @@
         <w:ind w:left="1440" w:hanging="360"/>
       </w:pPr>
     </w:lvl>
-    <w:lvl w:ilvl="2" w:tplc="DC2AFA10">
+    <w:lvl w:ilvl="2" w:tplc="F802F502">
       <w:start w:val="1"/>
       <w:numFmt w:val="bullet"/>
       <w:lvlText w:val="■"/>
@@ -6264,7 +6367,7 @@
         <w:ind w:left="2160" w:hanging="360"/>
       </w:pPr>
     </w:lvl>
-    <w:lvl w:ilvl="3" w:tplc="F6EC636C">
+    <w:lvl w:ilvl="3" w:tplc="F2F41FEE">
       <w:start w:val="1"/>
       <w:numFmt w:val="bullet"/>
       <w:lvlText w:val="●"/>
@@ -6273,7 +6376,7 @@
         <w:ind w:left="2880" w:hanging="360"/>
       </w:pPr>
     </w:lvl>
-    <w:lvl w:ilvl="4" w:tplc="BE601E76">
+    <w:lvl w:ilvl="4" w:tplc="4E1AAE36">
       <w:start w:val="1"/>
       <w:numFmt w:val="bullet"/>
       <w:lvlText w:val="○"/>
@@ -6282,7 +6385,7 @@
         <w:ind w:left="3600" w:hanging="360"/>
       </w:pPr>
     </w:lvl>
-    <w:lvl w:ilvl="5" w:tplc="DC9839DA">
+    <w:lvl w:ilvl="5" w:tplc="E00CED18">
       <w:start w:val="1"/>
       <w:numFmt w:val="bullet"/>
       <w:lvlText w:val="■"/>
@@ -6291,7 +6394,7 @@
         <w:ind w:left="4320" w:hanging="360"/>
       </w:pPr>
     </w:lvl>
-    <w:lvl w:ilvl="6" w:tplc="CC7077A0">
+    <w:lvl w:ilvl="6" w:tplc="55A4E2B6">
       <w:start w:val="1"/>
       <w:numFmt w:val="bullet"/>
       <w:lvlText w:val="●"/>
@@ -6300,7 +6403,7 @@
         <w:ind w:left="5040" w:hanging="360"/>
       </w:pPr>
     </w:lvl>
-    <w:lvl w:ilvl="7" w:tplc="AE7EABA4">
+    <w:lvl w:ilvl="7" w:tplc="0C18343E">
       <w:start w:val="1"/>
       <w:numFmt w:val="bullet"/>
       <w:lvlText w:val="●"/>
@@ -6309,7 +6412,7 @@
         <w:ind w:left="5760" w:hanging="360"/>
       </w:pPr>
     </w:lvl>
-    <w:lvl w:ilvl="8" w:tplc="305214C0">
+    <w:lvl w:ilvl="8" w:tplc="74AA300C">
       <w:start w:val="1"/>
       <w:numFmt w:val="bullet"/>
       <w:lvlText w:val="●"/>
@@ -6320,10 +6423,10 @@
     </w:lvl>
   </w:abstractNum>
   <w:abstractNum w:abstractNumId="2" w15:restartNumberingAfterBreak="0">
-    <w:nsid w:val="760744F4"/>
+    <w:nsid w:val="7C4E181F"/>
     <w:multiLevelType w:val="hybridMultilevel"/>
-    <w:tmpl w:val="033ED650"/>
-    <w:lvl w:ilvl="0" w:tplc="7422DE40">
+    <w:tmpl w:val="09B84F7A"/>
+    <w:lvl w:ilvl="0" w:tplc="6A523FF6">
       <w:start w:val="1"/>
       <w:numFmt w:val="decimal"/>
       <w:lvlText w:val="%1."/>
@@ -6332,60 +6435,60 @@
         <w:ind w:left="720" w:hanging="360"/>
       </w:pPr>
     </w:lvl>
-    <w:lvl w:ilvl="1" w:tplc="B838D4A8">
+    <w:lvl w:ilvl="1" w:tplc="4674388C">
       <w:numFmt w:val="decimal"/>
       <w:lvlText w:val=""/>
       <w:lvlJc w:val="left"/>
     </w:lvl>
-    <w:lvl w:ilvl="2" w:tplc="AAAAED1A">
+    <w:lvl w:ilvl="2" w:tplc="C1D0E07A">
       <w:numFmt w:val="decimal"/>
       <w:lvlText w:val=""/>
       <w:lvlJc w:val="left"/>
     </w:lvl>
-    <w:lvl w:ilvl="3" w:tplc="7E5635C8">
+    <w:lvl w:ilvl="3" w:tplc="32648D56">
       <w:numFmt w:val="decimal"/>
       <w:lvlText w:val=""/>
       <w:lvlJc w:val="left"/>
     </w:lvl>
-    <w:lvl w:ilvl="4" w:tplc="BDD29FDA">
+    <w:lvl w:ilvl="4" w:tplc="A03A5DDE">
       <w:numFmt w:val="decimal"/>
       <w:lvlText w:val=""/>
       <w:lvlJc w:val="left"/>
     </w:lvl>
-    <w:lvl w:ilvl="5" w:tplc="EE223ED6">
+    <w:lvl w:ilvl="5" w:tplc="84366B5A">
       <w:numFmt w:val="decimal"/>
       <w:lvlText w:val=""/>
       <w:lvlJc w:val="left"/>
     </w:lvl>
-    <w:lvl w:ilvl="6" w:tplc="E8EC3E98">
+    <w:lvl w:ilvl="6" w:tplc="D4102978">
       <w:numFmt w:val="decimal"/>
       <w:lvlText w:val=""/>
       <w:lvlJc w:val="left"/>
     </w:lvl>
-    <w:lvl w:ilvl="7" w:tplc="B0B0F248">
+    <w:lvl w:ilvl="7" w:tplc="5052DA12">
       <w:numFmt w:val="decimal"/>
       <w:lvlText w:val=""/>
       <w:lvlJc w:val="left"/>
     </w:lvl>
-    <w:lvl w:ilvl="8" w:tplc="4FC011C8">
+    <w:lvl w:ilvl="8" w:tplc="5DF86478">
       <w:numFmt w:val="decimal"/>
       <w:lvlText w:val=""/>
       <w:lvlJc w:val="left"/>
     </w:lvl>
   </w:abstractNum>
-  <w:num w:numId="1" w16cid:durableId="2116359526">
+  <w:num w:numId="1" w16cid:durableId="298459782">
     <w:abstractNumId w:val="1"/>
     <w:lvlOverride w:ilvl="0">
       <w:startOverride w:val="1"/>
     </w:lvlOverride>
   </w:num>
-  <w:num w:numId="2" w16cid:durableId="95103384">
+  <w:num w:numId="2" w16cid:durableId="1721706554">
     <w:abstractNumId w:val="0"/>
     <w:lvlOverride w:ilvl="0">
       <w:startOverride w:val="1"/>
     </w:lvlOverride>
   </w:num>
-  <w:num w:numId="3" w16cid:durableId="590159986">
+  <w:num w:numId="3" w16cid:durableId="733046104">
     <w:abstractNumId w:val="2"/>
     <w:lvlOverride w:ilvl="0">
       <w:startOverride w:val="1"/>
@@ -6906,6 +7009,7 @@
   </w:style>
   <w:style w:type="paragraph" w:styleId="Title">
     <w:name w:val="Title"/>
+    <w:link w:val="TitleChar"/>
     <w:uiPriority w:val="10"/>
     <w:qFormat/>
     <w:rPr>
@@ -6996,12 +7100,23 @@
       <w:szCs w:val="20"/>
     </w:rPr>
   </w:style>
+  <w:style w:type="character" w:customStyle="1" w:styleId="TitleChar">
+    <w:name w:val="Title Char"/>
+    <w:basedOn w:val="DefaultParagraphFont"/>
+    <w:link w:val="Title"/>
+    <w:uiPriority w:val="10"/>
+    <w:rsid w:val="002130E4"/>
+    <w:rPr>
+      <w:sz w:val="56"/>
+      <w:szCs w:val="56"/>
+    </w:rPr>
+  </w:style>
   <w:style w:type="character" w:customStyle="1" w:styleId="Heading1Char">
     <w:name w:val="Heading 1 Char"/>
     <w:basedOn w:val="DefaultParagraphFont"/>
     <w:link w:val="Heading1"/>
     <w:uiPriority w:val="9"/>
-    <w:rsid w:val="00A11F30"/>
+    <w:rsid w:val="002130E4"/>
     <w:rPr>
       <w:b/>
       <w:bCs/>
@@ -7013,7 +7128,7 @@
     <w:basedOn w:val="DefaultParagraphFont"/>
     <w:link w:val="Heading2"/>
     <w:uiPriority w:val="9"/>
-    <w:rsid w:val="00A11F30"/>
+    <w:rsid w:val="002130E4"/>
     <w:rPr>
       <w:b/>
       <w:bCs/>
